--- a/sba_application/01_company_profile/SBA_Form_1919_Borrower_Information_PREFILL.docx
+++ b/sba_application/01_company_profile/SBA_Form_1919_Borrower_Information_PREFILL.docx
@@ -41,7 +41,7 @@
         <w:t xml:space="preserve">1. Applicant business legal name:  </w:t>
       </w:r>
       <w:r>
-        <w:t>Tyler Hospice Hold LLC</w:t>
+        <w:t>Tyler Hospice Hold, LLC</w:t>
       </w:r>
     </w:p>
     <w:p>
@@ -1473,7 +1473,7 @@
           <w:color w:val="606060"/>
           <w:sz w:val="16"/>
         </w:rPr>
-        <w:t>Prepared for the SBA 7(a) loan application of Tyler Hospice Hold LLC (dba Azalea Hospice &amp; Palliative Care). Confidential.</w:t>
+        <w:t>Prepared for the SBA 7(a) loan application of Tyler Hospice Hold, LLC (dba Azalea Hospice &amp; Palliative Care). Confidential.</w:t>
       </w:r>
     </w:p>
     <w:sectPr>

--- a/sba_application/01_company_profile/SBA_Form_1919_Borrower_Information_PREFILL.docx
+++ b/sba_application/01_company_profile/SBA_Form_1919_Borrower_Information_PREFILL.docx
@@ -129,7 +129,7 @@
         <w:t xml:space="preserve">8. Amount of SBA loan requested:  </w:t>
       </w:r>
       <w:r>
-        <w:t>$555,000</w:t>
+        <w:t>$450,000 (plus a separate $300,000 bank acquisition term loan, subordinate to the SBA loan)</w:t>
       </w:r>
     </w:p>
     <w:p>

--- a/sba_application/01_company_profile/SBA_Form_1919_Borrower_Information_PREFILL.docx
+++ b/sba_application/01_company_profile/SBA_Form_1919_Borrower_Information_PREFILL.docx
@@ -96,7 +96,7 @@
         <w:t xml:space="preserve">5. Primary contact:  </w:t>
       </w:r>
       <w:r>
-        <w:t>Geoff Schackmann, Managing Member</w:t>
+        <w:t>Geoff Schackmann, Manager</w:t>
       </w:r>
     </w:p>
     <w:p>
@@ -835,7 +835,7 @@
               <w:rPr>
                 <w:sz w:val="19"/>
               </w:rPr>
-              <w:t>Managing Member (via Adeline &amp; Lilah, LLC)</w:t>
+              <w:t>Manager (direct individual owner)</w:t>
             </w:r>
           </w:p>
         </w:tc>
@@ -849,7 +849,7 @@
               <w:rPr>
                 <w:sz w:val="19"/>
               </w:rPr>
-              <w:t>39.9% (indirect control)</w:t>
+              <w:t>39.9% direct</w:t>
             </w:r>
           </w:p>
         </w:tc>
@@ -921,7 +921,7 @@
               <w:rPr>
                 <w:sz w:val="19"/>
               </w:rPr>
-              <w:t>Passive member of Adeline &amp; Lilah, LLC</w:t>
+              <w:t>Spouse (AZ community-property interest; passive)</w:t>
             </w:r>
           </w:p>
         </w:tc>
@@ -935,7 +935,7 @@
               <w:rPr>
                 <w:sz w:val="19"/>
               </w:rPr>
-              <w:t>19.95% indirect</w:t>
+              <w:t>~19.95% community property</w:t>
             </w:r>
           </w:p>
         </w:tc>
@@ -963,7 +963,7 @@
               <w:rPr>
                 <w:sz w:val="19"/>
               </w:rPr>
-              <w:t>No (spouse consent only)</w:t>
+              <w:t>No (spousal/community-property consent only)</w:t>
             </w:r>
           </w:p>
         </w:tc>
@@ -977,7 +977,7 @@
               <w:rPr>
                 <w:sz w:val="19"/>
               </w:rPr>
-              <w:t>Yes - as spouse/owner of A&amp;L</w:t>
+              <w:t>Yes - as spouse / community-property holder</w:t>
             </w:r>
           </w:p>
         </w:tc>
